--- a/MTN-1019942 A0 一次性使用取样钳钢丝新增供方等同性对比报告.docx
+++ b/MTN-1019942 A0 一次性使用取样钳钢丝新增供方等同性对比报告.docx
@@ -4220,7 +4220,7 @@
               <w:rPr>
                 <w:sz w:val="22"/>
               </w:rPr>
-              <w:t>24.67</w:t>
+              <w:t>25.12</w:t>
             </w:r>
           </w:p>
         </w:tc>
@@ -4312,7 +4312,7 @@
               <w:rPr>
                 <w:sz w:val="22"/>
               </w:rPr>
-              <w:t>22.59</w:t>
+              <w:t>25.01</w:t>
             </w:r>
           </w:p>
         </w:tc>
@@ -4404,7 +4404,7 @@
               <w:rPr>
                 <w:sz w:val="22"/>
               </w:rPr>
-              <w:t>24.14</w:t>
+              <w:t>25.52</w:t>
             </w:r>
           </w:p>
         </w:tc>
@@ -4496,7 +4496,7 @@
               <w:rPr>
                 <w:sz w:val="22"/>
               </w:rPr>
-              <w:t>25.46</w:t>
+              <w:t>25.43</w:t>
             </w:r>
           </w:p>
         </w:tc>
@@ -4588,7 +4588,7 @@
               <w:rPr>
                 <w:sz w:val="22"/>
               </w:rPr>
-              <w:t>26.27</w:t>
+              <w:t>22.15</w:t>
             </w:r>
           </w:p>
         </w:tc>
@@ -4680,7 +4680,7 @@
               <w:rPr>
                 <w:sz w:val="22"/>
               </w:rPr>
-              <w:t>26.07</w:t>
+              <w:t>22.76</w:t>
             </w:r>
           </w:p>
         </w:tc>
@@ -4772,7 +4772,7 @@
               <w:rPr>
                 <w:sz w:val="22"/>
               </w:rPr>
-              <w:t>24.29</w:t>
+              <w:t>24.05</w:t>
             </w:r>
           </w:p>
         </w:tc>
@@ -4864,7 +4864,7 @@
               <w:rPr>
                 <w:sz w:val="22"/>
               </w:rPr>
-              <w:t>25.64</w:t>
+              <w:t>26.80</w:t>
             </w:r>
           </w:p>
         </w:tc>
@@ -4956,7 +4956,7 @@
               <w:rPr>
                 <w:sz w:val="22"/>
               </w:rPr>
-              <w:t>23.55</w:t>
+              <w:t>23.12</w:t>
             </w:r>
           </w:p>
         </w:tc>
@@ -5048,7 +5048,7 @@
               <w:rPr>
                 <w:sz w:val="22"/>
               </w:rPr>
-              <w:t>22.34</w:t>
+              <w:t>25.06</w:t>
             </w:r>
           </w:p>
         </w:tc>
@@ -5140,7 +5140,7 @@
               <w:rPr>
                 <w:sz w:val="22"/>
               </w:rPr>
-              <w:t>23.44</w:t>
+              <w:t>22.86</w:t>
             </w:r>
           </w:p>
         </w:tc>
@@ -5232,7 +5232,7 @@
               <w:rPr>
                 <w:sz w:val="22"/>
               </w:rPr>
-              <w:t>23.08</w:t>
+              <w:t>22.88</w:t>
             </w:r>
           </w:p>
         </w:tc>
@@ -5324,7 +5324,7 @@
               <w:rPr>
                 <w:sz w:val="22"/>
               </w:rPr>
-              <w:t>21.93</w:t>
+              <w:t>23.46</w:t>
             </w:r>
           </w:p>
         </w:tc>
@@ -5416,7 +5416,7 @@
               <w:rPr>
                 <w:sz w:val="22"/>
               </w:rPr>
-              <w:t>24.99</w:t>
+              <w:t>23.45</w:t>
             </w:r>
           </w:p>
         </w:tc>
@@ -5508,7 +5508,7 @@
               <w:rPr>
                 <w:sz w:val="22"/>
               </w:rPr>
-              <w:t>21.99</w:t>
+              <w:t>23.76</w:t>
             </w:r>
           </w:p>
         </w:tc>
@@ -5600,7 +5600,7 @@
               <w:rPr>
                 <w:sz w:val="22"/>
               </w:rPr>
-              <w:t>23.50</w:t>
+              <w:t>22.33</w:t>
             </w:r>
           </w:p>
         </w:tc>
@@ -5692,7 +5692,7 @@
               <w:rPr>
                 <w:sz w:val="22"/>
               </w:rPr>
-              <w:t>23.99</w:t>
+              <w:t>21.48</w:t>
             </w:r>
           </w:p>
         </w:tc>
@@ -5784,7 +5784,7 @@
               <w:rPr>
                 <w:sz w:val="22"/>
               </w:rPr>
-              <w:t>22.48</w:t>
+              <w:t>24.05</w:t>
             </w:r>
           </w:p>
         </w:tc>
@@ -5876,7 +5876,7 @@
               <w:rPr>
                 <w:sz w:val="22"/>
               </w:rPr>
-              <w:t>24.93</w:t>
+              <w:t>22.97</w:t>
             </w:r>
           </w:p>
         </w:tc>
@@ -5968,7 +5968,7 @@
               <w:rPr>
                 <w:sz w:val="22"/>
               </w:rPr>
-              <w:t>22.58</w:t>
+              <w:t>23.23</w:t>
             </w:r>
           </w:p>
         </w:tc>
@@ -6060,7 +6060,7 @@
               <w:rPr>
                 <w:sz w:val="22"/>
               </w:rPr>
-              <w:t>22.05</w:t>
+              <w:t>23.08</w:t>
             </w:r>
           </w:p>
         </w:tc>
@@ -6152,7 +6152,7 @@
               <w:rPr>
                 <w:sz w:val="22"/>
               </w:rPr>
-              <w:t>22.11</w:t>
+              <w:t>22.23</w:t>
             </w:r>
           </w:p>
         </w:tc>
@@ -6244,7 +6244,7 @@
               <w:rPr>
                 <w:sz w:val="22"/>
               </w:rPr>
-              <w:t>22.56</w:t>
+              <w:t>22.46</w:t>
             </w:r>
           </w:p>
         </w:tc>
@@ -6336,7 +6336,7 @@
               <w:rPr>
                 <w:sz w:val="22"/>
               </w:rPr>
-              <w:t>23.69</w:t>
+              <w:t>21.93</w:t>
             </w:r>
           </w:p>
         </w:tc>
@@ -6428,7 +6428,7 @@
               <w:rPr>
                 <w:sz w:val="22"/>
               </w:rPr>
-              <w:t>25.40</w:t>
+              <w:t>21.93</w:t>
             </w:r>
           </w:p>
         </w:tc>
@@ -6520,7 +6520,7 @@
               <w:rPr>
                 <w:sz w:val="22"/>
               </w:rPr>
-              <w:t>28.69</w:t>
+              <w:t>24.77</w:t>
             </w:r>
           </w:p>
         </w:tc>
@@ -6612,7 +6612,7 @@
               <w:rPr>
                 <w:sz w:val="22"/>
               </w:rPr>
-              <w:t>23.29</w:t>
+              <w:t>23.16</w:t>
             </w:r>
           </w:p>
         </w:tc>
@@ -6704,7 +6704,7 @@
               <w:rPr>
                 <w:sz w:val="22"/>
               </w:rPr>
-              <w:t>22.84</w:t>
+              <w:t>22.42</w:t>
             </w:r>
           </w:p>
         </w:tc>
@@ -6796,7 +6796,7 @@
               <w:rPr>
                 <w:sz w:val="22"/>
               </w:rPr>
-              <w:t>23.41</w:t>
+              <w:t>22.42</w:t>
             </w:r>
           </w:p>
         </w:tc>
@@ -6888,7 +6888,7 @@
               <w:rPr>
                 <w:sz w:val="22"/>
               </w:rPr>
-              <w:t>27.55</w:t>
+              <w:t>23.01</w:t>
             </w:r>
           </w:p>
         </w:tc>
@@ -7006,7 +7006,7 @@
               <w:rPr>
                 <w:sz w:val="22"/>
               </w:rPr>
-              <w:t>21.93</w:t>
+              <w:t>21.48</w:t>
             </w:r>
           </w:p>
         </w:tc>
@@ -7123,7 +7123,7 @@
               <w:rPr>
                 <w:sz w:val="22"/>
               </w:rPr>
-              <w:t>28.69</w:t>
+              <w:t>26.80</w:t>
             </w:r>
           </w:p>
         </w:tc>
@@ -7240,7 +7240,7 @@
               <w:rPr>
                 <w:sz w:val="22"/>
               </w:rPr>
-              <w:t>23.98</w:t>
+              <w:t>23.43</w:t>
             </w:r>
           </w:p>
         </w:tc>
@@ -7358,7 +7358,7 @@
                 <w:sz w:val="20"/>
                 <w:szCs w:val="20"/>
               </w:rPr>
-              <w:t>1.701</w:t>
+              <w:t>1.284</w:t>
             </w:r>
           </w:p>
         </w:tc>
@@ -8079,7 +8079,7 @@
             </w14:solidFill>
           </w14:textFill>
         </w:rPr>
-        <w:t>23.98</w:t>
+        <w:t>23.43</w:t>
       </w:r>
       <w:r>
         <w:rPr>
@@ -8104,7 +8104,7 @@
             </w14:solidFill>
           </w14:textFill>
         </w:rPr>
-        <w:t>21.93</w:t>
+        <w:t>21.48</w:t>
       </w:r>
       <w:r>
         <w:rPr>
@@ -8324,7 +8324,7 @@
             </w14:solidFill>
           </w14:textFill>
         </w:rPr>
-        <w:t>23.98</w:t>
+        <w:t>23.43</w:t>
       </w:r>
       <w:r>
         <w:rPr>
@@ -8349,7 +8349,7 @@
             </w14:solidFill>
           </w14:textFill>
         </w:rPr>
-        <w:t>21.93</w:t>
+        <w:t>21.48</w:t>
       </w:r>
       <w:r>
         <w:rPr>
@@ -8374,7 +8374,7 @@
             </w14:solidFill>
           </w14:textFill>
         </w:rPr>
-        <w:t>28.69</w:t>
+        <w:t>26.80</w:t>
       </w:r>
       <w:r>
         <w:rPr>
@@ -8399,7 +8399,7 @@
             </w14:solidFill>
           </w14:textFill>
         </w:rPr>
-        <w:t>1.701</w:t>
+        <w:t>1.284</w:t>
       </w:r>
       <w:r>
         <w:rPr>
